--- a/Files/04 - Bamidbar/06 - Chukas/5784/Chukas (2)/Chukas 5784 (2).docx
+++ b/Files/04 - Bamidbar/06 - Chukas/5784/Chukas (2)/Chukas 5784 (2).docx
@@ -83,6 +83,26 @@
         <w:rPr>
           <w:rFonts w:ascii="Times New Roman" w:hAnsi="Times New Roman" w:cs="Times New Roman"/>
         </w:rPr>
+        <w:t xml:space="preserve"> (</w:t>
+      </w:r>
+      <w:r>
+        <w:rPr>
+          <w:rFonts w:ascii="Times New Roman" w:hAnsi="Times New Roman" w:cs="Times New Roman"/>
+          <w:i/>
+          <w:iCs/>
+        </w:rPr>
+        <w:t>An Offer You Can’t Refuse</w:t>
+      </w:r>
+      <w:r>
+        <w:rPr>
+          <w:rFonts w:ascii="Times New Roman" w:hAnsi="Times New Roman" w:cs="Times New Roman"/>
+        </w:rPr>
+        <w:t>. Permission granted by ArtScroll / Mesorah Publications)</w:t>
+      </w:r>
+      <w:r>
+        <w:rPr>
+          <w:rFonts w:ascii="Times New Roman" w:hAnsi="Times New Roman" w:cs="Times New Roman"/>
+        </w:rPr>
         <w:t xml:space="preserve"> who always has something worthwhile to share with us, and I thought it would be</w:t>
       </w:r>
       <w:r>
@@ -916,7 +936,7 @@
           <w:rFonts w:ascii="Times New Roman" w:hAnsi="Times New Roman" w:cs="Times New Roman"/>
           <w:rtl/>
         </w:rPr>
-        <w:t>״</w:t>
+        <w:t>"</w:t>
       </w:r>
       <w:r>
         <w:rPr>
@@ -929,7 +949,7 @@
         <w:rPr>
           <w:rFonts w:ascii="Times New Roman" w:hAnsi="Times New Roman" w:cs="Times New Roman"/>
         </w:rPr>
-        <w:t xml:space="preserve">, the </w:t>
+        <w:t>, the</w:t>
       </w:r>
       <w:r>
         <w:rPr>
@@ -1572,7 +1592,7 @@
         <w:rPr>
           <w:rFonts w:ascii="Times New Roman" w:hAnsi="Times New Roman" w:cs="Times New Roman"/>
         </w:rPr>
-        <w:t xml:space="preserve"> torah </w:t>
+        <w:t xml:space="preserve"> torah</w:t>
       </w:r>
       <w:r>
         <w:rPr>
@@ -2003,7 +2023,7 @@
           <w:rFonts w:ascii="Times New Roman" w:hAnsi="Times New Roman" w:cs="Times New Roman"/>
           <w:rtl/>
         </w:rPr>
-        <w:t>״</w:t>
+        <w:t>"</w:t>
       </w:r>
       <w:r>
         <w:rPr>
@@ -2030,7 +2050,7 @@
           <w:rFonts w:ascii="Times New Roman" w:hAnsi="Times New Roman" w:cs="Times New Roman"/>
           <w:rtl/>
         </w:rPr>
-        <w:t>״</w:t>
+        <w:t>"</w:t>
       </w:r>
       <w:r>
         <w:rPr>

--- a/Files/04 - Bamidbar/06 - Chukas/5784/Chukas (2)/Chukas 5784 (2).docx
+++ b/Files/04 - Bamidbar/06 - Chukas/5784/Chukas (2)/Chukas 5784 (2).docx
@@ -936,7 +936,7 @@
           <w:rFonts w:ascii="Times New Roman" w:hAnsi="Times New Roman" w:cs="Times New Roman"/>
           <w:rtl/>
         </w:rPr>
-        <w:t>"</w:t>
+        <w:t>״</w:t>
       </w:r>
       <w:r>
         <w:rPr>
@@ -949,7 +949,7 @@
         <w:rPr>
           <w:rFonts w:ascii="Times New Roman" w:hAnsi="Times New Roman" w:cs="Times New Roman"/>
         </w:rPr>
-        <w:t>, the</w:t>
+        <w:t xml:space="preserve">, the </w:t>
       </w:r>
       <w:r>
         <w:rPr>
@@ -1592,7 +1592,7 @@
         <w:rPr>
           <w:rFonts w:ascii="Times New Roman" w:hAnsi="Times New Roman" w:cs="Times New Roman"/>
         </w:rPr>
-        <w:t xml:space="preserve"> torah</w:t>
+        <w:t xml:space="preserve"> torah </w:t>
       </w:r>
       <w:r>
         <w:rPr>
@@ -2023,7 +2023,7 @@
           <w:rFonts w:ascii="Times New Roman" w:hAnsi="Times New Roman" w:cs="Times New Roman"/>
           <w:rtl/>
         </w:rPr>
-        <w:t>"</w:t>
+        <w:t>״</w:t>
       </w:r>
       <w:r>
         <w:rPr>
@@ -2050,7 +2050,7 @@
           <w:rFonts w:ascii="Times New Roman" w:hAnsi="Times New Roman" w:cs="Times New Roman"/>
           <w:rtl/>
         </w:rPr>
-        <w:t>"</w:t>
+        <w:t>״</w:t>
       </w:r>
       <w:r>
         <w:rPr>
